--- a/data_out/bes_2003_2023/bes_reddito_m_f_tbl.docx
+++ b/data_out/bes_2003_2023/bes_reddito_m_f_tbl.docx
@@ -43,6 +43,7 @@
           </w:tcPr>
           <w:p>
             <w:pPr>
+              <w:pStyle w:val="Normal"/>
               <w:jc w:val="center"/>
               <w:pBdr>
                 <w:bottom w:val="none" w:sz="0" w:space="0" w:color="000000"/>
@@ -57,7 +58,6 @@
                 <w:i w:val="false"/>
                 <w:b w:val="true"/>
                 <w:u w:val="none"/>
-                <w:strike w:val="false"/>
                 <w:sz w:val="28"/>
                 <w:szCs w:val="28"/>
                 <w:color w:val="000000"/>
@@ -69,7 +69,6 @@
                 <w:i w:val="false"/>
                 <w:b w:val="true"/>
                 <w:u w:val="none"/>
-                <w:strike w:val="false"/>
                 <w:sz w:val="28"/>
                 <w:szCs w:val="28"/>
                 <w:color w:val="000000"/>
@@ -104,6 +103,7 @@
           </w:tcPr>
           <w:p>
             <w:pPr>
+              <w:pStyle w:val="Normal"/>
               <w:jc w:val="left"/>
               <w:pBdr>
                 <w:bottom w:val="none" w:sz="0" w:space="0" w:color="000000"/>
@@ -118,7 +118,6 @@
                 <w:i w:val="false"/>
                 <w:b w:val="true"/>
                 <w:u w:val="none"/>
-                <w:strike w:val="false"/>
                 <w:sz w:val="24"/>
                 <w:szCs w:val="24"/>
                 <w:color w:val="000000"/>
@@ -130,7 +129,6 @@
                 <w:i w:val="false"/>
                 <w:b w:val="true"/>
                 <w:u w:val="none"/>
-                <w:strike w:val="false"/>
                 <w:sz w:val="24"/>
                 <w:szCs w:val="24"/>
                 <w:color w:val="000000"/>
@@ -158,6 +156,7 @@
           </w:tcPr>
           <w:p>
             <w:pPr>
+              <w:pStyle w:val="Normal"/>
               <w:jc w:val="left"/>
               <w:pBdr>
                 <w:bottom w:val="none" w:sz="0" w:space="0" w:color="000000"/>
@@ -172,7 +171,6 @@
                 <w:i w:val="false"/>
                 <w:b w:val="true"/>
                 <w:u w:val="none"/>
-                <w:strike w:val="false"/>
                 <w:sz w:val="24"/>
                 <w:szCs w:val="24"/>
                 <w:color w:val="000000"/>
@@ -184,7 +182,6 @@
                 <w:i w:val="false"/>
                 <w:b w:val="true"/>
                 <w:u w:val="none"/>
-                <w:strike w:val="false"/>
                 <w:sz w:val="24"/>
                 <w:szCs w:val="24"/>
                 <w:color w:val="000000"/>
@@ -212,6 +209,7 @@
           </w:tcPr>
           <w:p>
             <w:pPr>
+              <w:pStyle w:val="Normal"/>
               <w:jc w:val="left"/>
               <w:pBdr>
                 <w:bottom w:val="none" w:sz="0" w:space="0" w:color="000000"/>
@@ -226,7 +224,6 @@
                 <w:i w:val="false"/>
                 <w:b w:val="true"/>
                 <w:u w:val="none"/>
-                <w:strike w:val="false"/>
                 <w:sz w:val="24"/>
                 <w:szCs w:val="24"/>
                 <w:color w:val="000000"/>
@@ -238,7 +235,6 @@
                 <w:i w:val="false"/>
                 <w:b w:val="true"/>
                 <w:u w:val="none"/>
-                <w:strike w:val="false"/>
                 <w:sz w:val="24"/>
                 <w:szCs w:val="24"/>
                 <w:color w:val="000000"/>
@@ -266,6 +262,7 @@
           </w:tcPr>
           <w:p>
             <w:pPr>
+              <w:pStyle w:val="Normal"/>
               <w:jc w:val="right"/>
               <w:pBdr>
                 <w:bottom w:val="none" w:sz="0" w:space="0" w:color="000000"/>
@@ -280,7 +277,6 @@
                 <w:i w:val="false"/>
                 <w:b w:val="true"/>
                 <w:u w:val="none"/>
-                <w:strike w:val="false"/>
                 <w:sz w:val="24"/>
                 <w:szCs w:val="24"/>
                 <w:color w:val="000000"/>
@@ -292,7 +288,6 @@
                 <w:i w:val="false"/>
                 <w:b w:val="true"/>
                 <w:u w:val="none"/>
-                <w:strike w:val="false"/>
                 <w:sz w:val="24"/>
                 <w:szCs w:val="24"/>
                 <w:color w:val="000000"/>
@@ -327,6 +322,7 @@
           </w:tcPr>
           <w:p>
             <w:pPr>
+              <w:pStyle w:val="Normal"/>
               <w:jc w:val="left"/>
               <w:pBdr>
                 <w:bottom w:val="none" w:sz="0" w:space="0" w:color="000000"/>
@@ -341,7 +337,6 @@
                 <w:i w:val="false"/>
                 <w:b w:val="false"/>
                 <w:u w:val="none"/>
-                <w:strike w:val="false"/>
                 <w:sz w:val="24"/>
                 <w:szCs w:val="24"/>
                 <w:color w:val="000000"/>
@@ -353,7 +348,6 @@
                 <w:i w:val="false"/>
                 <w:b w:val="false"/>
                 <w:u w:val="none"/>
-                <w:strike w:val="false"/>
                 <w:sz w:val="24"/>
                 <w:szCs w:val="24"/>
                 <w:color w:val="000000"/>
@@ -382,6 +376,7 @@
           </w:tcPr>
           <w:p>
             <w:pPr>
+              <w:pStyle w:val="Normal"/>
               <w:jc w:val="left"/>
               <w:pBdr>
                 <w:bottom w:val="none" w:sz="0" w:space="0" w:color="000000"/>
@@ -396,7 +391,6 @@
                 <w:i w:val="false"/>
                 <w:b w:val="false"/>
                 <w:u w:val="none"/>
-                <w:strike w:val="false"/>
                 <w:sz w:val="24"/>
                 <w:szCs w:val="24"/>
                 <w:color w:val="000000"/>
@@ -408,7 +402,6 @@
                 <w:i w:val="false"/>
                 <w:b w:val="false"/>
                 <w:u w:val="none"/>
-                <w:strike w:val="false"/>
                 <w:sz w:val="24"/>
                 <w:szCs w:val="24"/>
                 <w:color w:val="000000"/>
@@ -436,6 +429,7 @@
           </w:tcPr>
           <w:p>
             <w:pPr>
+              <w:pStyle w:val="Normal"/>
               <w:jc w:val="left"/>
               <w:pBdr>
                 <w:bottom w:val="none" w:sz="0" w:space="0" w:color="000000"/>
@@ -450,7 +444,6 @@
                 <w:i w:val="false"/>
                 <w:b w:val="false"/>
                 <w:u w:val="none"/>
-                <w:strike w:val="false"/>
                 <w:sz w:val="24"/>
                 <w:szCs w:val="24"/>
                 <w:color w:val="000000"/>
@@ -462,7 +455,6 @@
                 <w:i w:val="false"/>
                 <w:b w:val="false"/>
                 <w:u w:val="none"/>
-                <w:strike w:val="false"/>
                 <w:sz w:val="24"/>
                 <w:szCs w:val="24"/>
                 <w:color w:val="000000"/>
@@ -490,6 +482,7 @@
           </w:tcPr>
           <w:p>
             <w:pPr>
+              <w:pStyle w:val="Normal"/>
               <w:jc w:val="right"/>
               <w:pBdr>
                 <w:bottom w:val="none" w:sz="0" w:space="0" w:color="000000"/>
@@ -504,7 +497,6 @@
                 <w:i w:val="false"/>
                 <w:b w:val="false"/>
                 <w:u w:val="none"/>
-                <w:strike w:val="false"/>
                 <w:sz w:val="24"/>
                 <w:szCs w:val="24"/>
                 <w:color w:val="000000"/>
@@ -516,7 +508,6 @@
                 <w:i w:val="false"/>
                 <w:b w:val="false"/>
                 <w:u w:val="none"/>
-                <w:strike w:val="false"/>
                 <w:sz w:val="24"/>
                 <w:szCs w:val="24"/>
                 <w:color w:val="000000"/>
@@ -551,6 +542,7 @@
           </w:tcPr>
           <w:p>
             <w:pPr>
+              <w:pStyle w:val="Normal"/>
               <w:jc w:val="left"/>
               <w:pBdr>
                 <w:bottom w:val="none" w:sz="0" w:space="0" w:color="000000"/>
@@ -565,7 +557,6 @@
                 <w:i w:val="false"/>
                 <w:b w:val="false"/>
                 <w:u w:val="none"/>
-                <w:strike w:val="false"/>
                 <w:sz w:val="24"/>
                 <w:szCs w:val="24"/>
                 <w:color w:val="000000"/>
@@ -593,6 +584,7 @@
           </w:tcPr>
           <w:p>
             <w:pPr>
+              <w:pStyle w:val="Normal"/>
               <w:jc w:val="left"/>
               <w:pBdr>
                 <w:bottom w:val="none" w:sz="0" w:space="0" w:color="000000"/>
@@ -607,7 +599,6 @@
                 <w:i w:val="false"/>
                 <w:b w:val="false"/>
                 <w:u w:val="none"/>
-                <w:strike w:val="false"/>
                 <w:sz w:val="24"/>
                 <w:szCs w:val="24"/>
                 <w:color w:val="000000"/>
@@ -634,6 +625,7 @@
           </w:tcPr>
           <w:p>
             <w:pPr>
+              <w:pStyle w:val="Normal"/>
               <w:jc w:val="left"/>
               <w:pBdr>
                 <w:bottom w:val="none" w:sz="0" w:space="0" w:color="000000"/>
@@ -648,7 +640,6 @@
                 <w:i w:val="false"/>
                 <w:b w:val="false"/>
                 <w:u w:val="none"/>
-                <w:strike w:val="false"/>
                 <w:sz w:val="24"/>
                 <w:szCs w:val="24"/>
                 <w:color w:val="000000"/>
@@ -660,7 +651,6 @@
                 <w:i w:val="false"/>
                 <w:b w:val="false"/>
                 <w:u w:val="none"/>
-                <w:strike w:val="false"/>
                 <w:sz w:val="24"/>
                 <w:szCs w:val="24"/>
                 <w:color w:val="000000"/>
@@ -688,6 +678,7 @@
           </w:tcPr>
           <w:p>
             <w:pPr>
+              <w:pStyle w:val="Normal"/>
               <w:jc w:val="right"/>
               <w:pBdr>
                 <w:bottom w:val="none" w:sz="0" w:space="0" w:color="000000"/>
@@ -702,7 +693,6 @@
                 <w:i w:val="false"/>
                 <w:b w:val="false"/>
                 <w:u w:val="none"/>
-                <w:strike w:val="false"/>
                 <w:sz w:val="24"/>
                 <w:szCs w:val="24"/>
                 <w:color w:val="000000"/>
@@ -714,7 +704,6 @@
                 <w:i w:val="false"/>
                 <w:b w:val="false"/>
                 <w:u w:val="none"/>
-                <w:strike w:val="false"/>
                 <w:sz w:val="24"/>
                 <w:szCs w:val="24"/>
                 <w:color w:val="000000"/>
@@ -749,6 +738,7 @@
           </w:tcPr>
           <w:p>
             <w:pPr>
+              <w:pStyle w:val="Normal"/>
               <w:jc w:val="left"/>
               <w:pBdr>
                 <w:bottom w:val="none" w:sz="0" w:space="0" w:color="000000"/>
@@ -763,7 +753,6 @@
                 <w:i w:val="false"/>
                 <w:b w:val="false"/>
                 <w:u w:val="none"/>
-                <w:strike w:val="false"/>
                 <w:sz w:val="24"/>
                 <w:szCs w:val="24"/>
                 <w:color w:val="000000"/>
@@ -791,6 +780,7 @@
           </w:tcPr>
           <w:p>
             <w:pPr>
+              <w:pStyle w:val="Normal"/>
               <w:jc w:val="left"/>
               <w:pBdr>
                 <w:bottom w:val="none" w:sz="0" w:space="0" w:color="000000"/>
@@ -805,7 +795,6 @@
                 <w:i w:val="false"/>
                 <w:b w:val="false"/>
                 <w:u w:val="none"/>
-                <w:strike w:val="false"/>
                 <w:sz w:val="24"/>
                 <w:szCs w:val="24"/>
                 <w:color w:val="000000"/>
@@ -817,7 +806,6 @@
                 <w:i w:val="false"/>
                 <w:b w:val="false"/>
                 <w:u w:val="none"/>
-                <w:strike w:val="false"/>
                 <w:sz w:val="24"/>
                 <w:szCs w:val="24"/>
                 <w:color w:val="000000"/>
@@ -845,6 +833,7 @@
           </w:tcPr>
           <w:p>
             <w:pPr>
+              <w:pStyle w:val="Normal"/>
               <w:jc w:val="left"/>
               <w:pBdr>
                 <w:bottom w:val="none" w:sz="0" w:space="0" w:color="000000"/>
@@ -859,7 +848,6 @@
                 <w:i w:val="false"/>
                 <w:b w:val="false"/>
                 <w:u w:val="none"/>
-                <w:strike w:val="false"/>
                 <w:sz w:val="24"/>
                 <w:szCs w:val="24"/>
                 <w:color w:val="000000"/>
@@ -871,7 +859,6 @@
                 <w:i w:val="false"/>
                 <w:b w:val="false"/>
                 <w:u w:val="none"/>
-                <w:strike w:val="false"/>
                 <w:sz w:val="24"/>
                 <w:szCs w:val="24"/>
                 <w:color w:val="000000"/>
@@ -899,6 +886,7 @@
           </w:tcPr>
           <w:p>
             <w:pPr>
+              <w:pStyle w:val="Normal"/>
               <w:jc w:val="right"/>
               <w:pBdr>
                 <w:bottom w:val="none" w:sz="0" w:space="0" w:color="000000"/>
@@ -913,7 +901,6 @@
                 <w:i w:val="false"/>
                 <w:b w:val="false"/>
                 <w:u w:val="none"/>
-                <w:strike w:val="false"/>
                 <w:sz w:val="24"/>
                 <w:szCs w:val="24"/>
                 <w:color w:val="000000"/>
@@ -925,7 +912,6 @@
                 <w:i w:val="false"/>
                 <w:b w:val="false"/>
                 <w:u w:val="none"/>
-                <w:strike w:val="false"/>
                 <w:sz w:val="24"/>
                 <w:szCs w:val="24"/>
                 <w:color w:val="000000"/>
@@ -960,6 +946,7 @@
           </w:tcPr>
           <w:p>
             <w:pPr>
+              <w:pStyle w:val="Normal"/>
               <w:jc w:val="left"/>
               <w:pBdr>
                 <w:bottom w:val="none" w:sz="0" w:space="0" w:color="000000"/>
@@ -974,7 +961,6 @@
                 <w:i w:val="false"/>
                 <w:b w:val="false"/>
                 <w:u w:val="none"/>
-                <w:strike w:val="false"/>
                 <w:sz w:val="24"/>
                 <w:szCs w:val="24"/>
                 <w:color w:val="000000"/>
@@ -1002,6 +988,7 @@
           </w:tcPr>
           <w:p>
             <w:pPr>
+              <w:pStyle w:val="Normal"/>
               <w:jc w:val="left"/>
               <w:pBdr>
                 <w:bottom w:val="none" w:sz="0" w:space="0" w:color="000000"/>
@@ -1016,7 +1003,6 @@
                 <w:i w:val="false"/>
                 <w:b w:val="false"/>
                 <w:u w:val="none"/>
-                <w:strike w:val="false"/>
                 <w:sz w:val="24"/>
                 <w:szCs w:val="24"/>
                 <w:color w:val="000000"/>
@@ -1043,6 +1029,7 @@
           </w:tcPr>
           <w:p>
             <w:pPr>
+              <w:pStyle w:val="Normal"/>
               <w:jc w:val="left"/>
               <w:pBdr>
                 <w:bottom w:val="none" w:sz="0" w:space="0" w:color="000000"/>
@@ -1057,7 +1044,6 @@
                 <w:i w:val="false"/>
                 <w:b w:val="false"/>
                 <w:u w:val="none"/>
-                <w:strike w:val="false"/>
                 <w:sz w:val="24"/>
                 <w:szCs w:val="24"/>
                 <w:color w:val="000000"/>
@@ -1069,7 +1055,6 @@
                 <w:i w:val="false"/>
                 <w:b w:val="false"/>
                 <w:u w:val="none"/>
-                <w:strike w:val="false"/>
                 <w:sz w:val="24"/>
                 <w:szCs w:val="24"/>
                 <w:color w:val="000000"/>
@@ -1097,6 +1082,7 @@
           </w:tcPr>
           <w:p>
             <w:pPr>
+              <w:pStyle w:val="Normal"/>
               <w:jc w:val="right"/>
               <w:pBdr>
                 <w:bottom w:val="none" w:sz="0" w:space="0" w:color="000000"/>
@@ -1111,7 +1097,6 @@
                 <w:i w:val="false"/>
                 <w:b w:val="false"/>
                 <w:u w:val="none"/>
-                <w:strike w:val="false"/>
                 <w:sz w:val="24"/>
                 <w:szCs w:val="24"/>
                 <w:color w:val="000000"/>
@@ -1123,7 +1108,6 @@
                 <w:i w:val="false"/>
                 <w:b w:val="false"/>
                 <w:u w:val="none"/>
-                <w:strike w:val="false"/>
                 <w:sz w:val="24"/>
                 <w:szCs w:val="24"/>
                 <w:color w:val="000000"/>
@@ -1158,6 +1142,7 @@
           </w:tcPr>
           <w:p>
             <w:pPr>
+              <w:pStyle w:val="Normal"/>
               <w:jc w:val="left"/>
               <w:pBdr>
                 <w:bottom w:val="none" w:sz="0" w:space="0" w:color="000000"/>
@@ -1172,7 +1157,6 @@
                 <w:i w:val="true"/>
                 <w:b w:val="false"/>
                 <w:u w:val="none"/>
-                <w:strike w:val="false"/>
                 <w:sz w:val="18"/>
                 <w:szCs w:val="18"/>
                 <w:color w:val="808080"/>
@@ -1184,7 +1168,6 @@
                 <w:i w:val="true"/>
                 <w:b w:val="false"/>
                 <w:u w:val="none"/>
-                <w:strike w:val="false"/>
                 <w:sz w:val="18"/>
                 <w:szCs w:val="18"/>
                 <w:color w:val="808080"/>
@@ -1195,9 +1178,9 @@
         </w:tc>
       </w:tr>
     </w:tbl>
-    <w:sectPr>
-      <w:pgMar w:header="708" w:bottom="1417" w:top="1417" w:right="1417" w:left="1417" w:footer="708" w:gutter="0"/>
-      <w:pgSz w:h="16838" w:w="11906" w:orient="portrait"/>
+    <w:sectPr w:officer="true">
+      <w:pgMar w:header="720" w:bottom="1440" w:top="1440" w:right="1440" w:left="1440" w:footer="720" w:gutter="720"/>
+      <w:pgSz w:h="16848" w:w="11952" w:orient="portrait"/>
       <w:type w:val="continuous"/>
       <w:cols/>
     </w:sectPr>

--- a/data_out/bes_2003_2023/bes_reddito_m_f_tbl.docx
+++ b/data_out/bes_2003_2023/bes_reddito_m_f_tbl.docx
@@ -43,7 +43,6 @@
           </w:tcPr>
           <w:p>
             <w:pPr>
-              <w:pStyle w:val="Normal"/>
               <w:jc w:val="center"/>
               <w:pBdr>
                 <w:bottom w:val="none" w:sz="0" w:space="0" w:color="000000"/>
@@ -58,6 +57,7 @@
                 <w:i w:val="false"/>
                 <w:b w:val="true"/>
                 <w:u w:val="none"/>
+                <w:strike w:val="false"/>
                 <w:sz w:val="28"/>
                 <w:szCs w:val="28"/>
                 <w:color w:val="000000"/>
@@ -69,6 +69,7 @@
                 <w:i w:val="false"/>
                 <w:b w:val="true"/>
                 <w:u w:val="none"/>
+                <w:strike w:val="false"/>
                 <w:sz w:val="28"/>
                 <w:szCs w:val="28"/>
                 <w:color w:val="000000"/>
@@ -103,7 +104,6 @@
           </w:tcPr>
           <w:p>
             <w:pPr>
-              <w:pStyle w:val="Normal"/>
               <w:jc w:val="left"/>
               <w:pBdr>
                 <w:bottom w:val="none" w:sz="0" w:space="0" w:color="000000"/>
@@ -118,6 +118,7 @@
                 <w:i w:val="false"/>
                 <w:b w:val="true"/>
                 <w:u w:val="none"/>
+                <w:strike w:val="false"/>
                 <w:sz w:val="24"/>
                 <w:szCs w:val="24"/>
                 <w:color w:val="000000"/>
@@ -129,6 +130,7 @@
                 <w:i w:val="false"/>
                 <w:b w:val="true"/>
                 <w:u w:val="none"/>
+                <w:strike w:val="false"/>
                 <w:sz w:val="24"/>
                 <w:szCs w:val="24"/>
                 <w:color w:val="000000"/>
@@ -156,7 +158,6 @@
           </w:tcPr>
           <w:p>
             <w:pPr>
-              <w:pStyle w:val="Normal"/>
               <w:jc w:val="left"/>
               <w:pBdr>
                 <w:bottom w:val="none" w:sz="0" w:space="0" w:color="000000"/>
@@ -171,6 +172,7 @@
                 <w:i w:val="false"/>
                 <w:b w:val="true"/>
                 <w:u w:val="none"/>
+                <w:strike w:val="false"/>
                 <w:sz w:val="24"/>
                 <w:szCs w:val="24"/>
                 <w:color w:val="000000"/>
@@ -182,6 +184,7 @@
                 <w:i w:val="false"/>
                 <w:b w:val="true"/>
                 <w:u w:val="none"/>
+                <w:strike w:val="false"/>
                 <w:sz w:val="24"/>
                 <w:szCs w:val="24"/>
                 <w:color w:val="000000"/>
@@ -209,7 +212,6 @@
           </w:tcPr>
           <w:p>
             <w:pPr>
-              <w:pStyle w:val="Normal"/>
               <w:jc w:val="left"/>
               <w:pBdr>
                 <w:bottom w:val="none" w:sz="0" w:space="0" w:color="000000"/>
@@ -224,6 +226,7 @@
                 <w:i w:val="false"/>
                 <w:b w:val="true"/>
                 <w:u w:val="none"/>
+                <w:strike w:val="false"/>
                 <w:sz w:val="24"/>
                 <w:szCs w:val="24"/>
                 <w:color w:val="000000"/>
@@ -235,6 +238,7 @@
                 <w:i w:val="false"/>
                 <w:b w:val="true"/>
                 <w:u w:val="none"/>
+                <w:strike w:val="false"/>
                 <w:sz w:val="24"/>
                 <w:szCs w:val="24"/>
                 <w:color w:val="000000"/>
@@ -262,7 +266,6 @@
           </w:tcPr>
           <w:p>
             <w:pPr>
-              <w:pStyle w:val="Normal"/>
               <w:jc w:val="right"/>
               <w:pBdr>
                 <w:bottom w:val="none" w:sz="0" w:space="0" w:color="000000"/>
@@ -277,6 +280,7 @@
                 <w:i w:val="false"/>
                 <w:b w:val="true"/>
                 <w:u w:val="none"/>
+                <w:strike w:val="false"/>
                 <w:sz w:val="24"/>
                 <w:szCs w:val="24"/>
                 <w:color w:val="000000"/>
@@ -288,6 +292,7 @@
                 <w:i w:val="false"/>
                 <w:b w:val="true"/>
                 <w:u w:val="none"/>
+                <w:strike w:val="false"/>
                 <w:sz w:val="24"/>
                 <w:szCs w:val="24"/>
                 <w:color w:val="000000"/>
@@ -322,7 +327,6 @@
           </w:tcPr>
           <w:p>
             <w:pPr>
-              <w:pStyle w:val="Normal"/>
               <w:jc w:val="left"/>
               <w:pBdr>
                 <w:bottom w:val="none" w:sz="0" w:space="0" w:color="000000"/>
@@ -337,6 +341,7 @@
                 <w:i w:val="false"/>
                 <w:b w:val="false"/>
                 <w:u w:val="none"/>
+                <w:strike w:val="false"/>
                 <w:sz w:val="24"/>
                 <w:szCs w:val="24"/>
                 <w:color w:val="000000"/>
@@ -348,6 +353,7 @@
                 <w:i w:val="false"/>
                 <w:b w:val="false"/>
                 <w:u w:val="none"/>
+                <w:strike w:val="false"/>
                 <w:sz w:val="24"/>
                 <w:szCs w:val="24"/>
                 <w:color w:val="000000"/>
@@ -376,7 +382,6 @@
           </w:tcPr>
           <w:p>
             <w:pPr>
-              <w:pStyle w:val="Normal"/>
               <w:jc w:val="left"/>
               <w:pBdr>
                 <w:bottom w:val="none" w:sz="0" w:space="0" w:color="000000"/>
@@ -391,6 +396,7 @@
                 <w:i w:val="false"/>
                 <w:b w:val="false"/>
                 <w:u w:val="none"/>
+                <w:strike w:val="false"/>
                 <w:sz w:val="24"/>
                 <w:szCs w:val="24"/>
                 <w:color w:val="000000"/>
@@ -402,6 +408,7 @@
                 <w:i w:val="false"/>
                 <w:b w:val="false"/>
                 <w:u w:val="none"/>
+                <w:strike w:val="false"/>
                 <w:sz w:val="24"/>
                 <w:szCs w:val="24"/>
                 <w:color w:val="000000"/>
@@ -429,7 +436,6 @@
           </w:tcPr>
           <w:p>
             <w:pPr>
-              <w:pStyle w:val="Normal"/>
               <w:jc w:val="left"/>
               <w:pBdr>
                 <w:bottom w:val="none" w:sz="0" w:space="0" w:color="000000"/>
@@ -444,6 +450,7 @@
                 <w:i w:val="false"/>
                 <w:b w:val="false"/>
                 <w:u w:val="none"/>
+                <w:strike w:val="false"/>
                 <w:sz w:val="24"/>
                 <w:szCs w:val="24"/>
                 <w:color w:val="000000"/>
@@ -455,6 +462,7 @@
                 <w:i w:val="false"/>
                 <w:b w:val="false"/>
                 <w:u w:val="none"/>
+                <w:strike w:val="false"/>
                 <w:sz w:val="24"/>
                 <w:szCs w:val="24"/>
                 <w:color w:val="000000"/>
@@ -482,7 +490,6 @@
           </w:tcPr>
           <w:p>
             <w:pPr>
-              <w:pStyle w:val="Normal"/>
               <w:jc w:val="right"/>
               <w:pBdr>
                 <w:bottom w:val="none" w:sz="0" w:space="0" w:color="000000"/>
@@ -497,6 +504,7 @@
                 <w:i w:val="false"/>
                 <w:b w:val="false"/>
                 <w:u w:val="none"/>
+                <w:strike w:val="false"/>
                 <w:sz w:val="24"/>
                 <w:szCs w:val="24"/>
                 <w:color w:val="000000"/>
@@ -508,6 +516,7 @@
                 <w:i w:val="false"/>
                 <w:b w:val="false"/>
                 <w:u w:val="none"/>
+                <w:strike w:val="false"/>
                 <w:sz w:val="24"/>
                 <w:szCs w:val="24"/>
                 <w:color w:val="000000"/>
@@ -542,7 +551,6 @@
           </w:tcPr>
           <w:p>
             <w:pPr>
-              <w:pStyle w:val="Normal"/>
               <w:jc w:val="left"/>
               <w:pBdr>
                 <w:bottom w:val="none" w:sz="0" w:space="0" w:color="000000"/>
@@ -557,6 +565,7 @@
                 <w:i w:val="false"/>
                 <w:b w:val="false"/>
                 <w:u w:val="none"/>
+                <w:strike w:val="false"/>
                 <w:sz w:val="24"/>
                 <w:szCs w:val="24"/>
                 <w:color w:val="000000"/>
@@ -584,7 +593,6 @@
           </w:tcPr>
           <w:p>
             <w:pPr>
-              <w:pStyle w:val="Normal"/>
               <w:jc w:val="left"/>
               <w:pBdr>
                 <w:bottom w:val="none" w:sz="0" w:space="0" w:color="000000"/>
@@ -599,6 +607,7 @@
                 <w:i w:val="false"/>
                 <w:b w:val="false"/>
                 <w:u w:val="none"/>
+                <w:strike w:val="false"/>
                 <w:sz w:val="24"/>
                 <w:szCs w:val="24"/>
                 <w:color w:val="000000"/>
@@ -625,7 +634,6 @@
           </w:tcPr>
           <w:p>
             <w:pPr>
-              <w:pStyle w:val="Normal"/>
               <w:jc w:val="left"/>
               <w:pBdr>
                 <w:bottom w:val="none" w:sz="0" w:space="0" w:color="000000"/>
@@ -640,6 +648,7 @@
                 <w:i w:val="false"/>
                 <w:b w:val="false"/>
                 <w:u w:val="none"/>
+                <w:strike w:val="false"/>
                 <w:sz w:val="24"/>
                 <w:szCs w:val="24"/>
                 <w:color w:val="000000"/>
@@ -651,6 +660,7 @@
                 <w:i w:val="false"/>
                 <w:b w:val="false"/>
                 <w:u w:val="none"/>
+                <w:strike w:val="false"/>
                 <w:sz w:val="24"/>
                 <w:szCs w:val="24"/>
                 <w:color w:val="000000"/>
@@ -678,7 +688,6 @@
           </w:tcPr>
           <w:p>
             <w:pPr>
-              <w:pStyle w:val="Normal"/>
               <w:jc w:val="right"/>
               <w:pBdr>
                 <w:bottom w:val="none" w:sz="0" w:space="0" w:color="000000"/>
@@ -693,6 +702,7 @@
                 <w:i w:val="false"/>
                 <w:b w:val="false"/>
                 <w:u w:val="none"/>
+                <w:strike w:val="false"/>
                 <w:sz w:val="24"/>
                 <w:szCs w:val="24"/>
                 <w:color w:val="000000"/>
@@ -704,6 +714,7 @@
                 <w:i w:val="false"/>
                 <w:b w:val="false"/>
                 <w:u w:val="none"/>
+                <w:strike w:val="false"/>
                 <w:sz w:val="24"/>
                 <w:szCs w:val="24"/>
                 <w:color w:val="000000"/>
@@ -738,7 +749,6 @@
           </w:tcPr>
           <w:p>
             <w:pPr>
-              <w:pStyle w:val="Normal"/>
               <w:jc w:val="left"/>
               <w:pBdr>
                 <w:bottom w:val="none" w:sz="0" w:space="0" w:color="000000"/>
@@ -753,6 +763,7 @@
                 <w:i w:val="false"/>
                 <w:b w:val="false"/>
                 <w:u w:val="none"/>
+                <w:strike w:val="false"/>
                 <w:sz w:val="24"/>
                 <w:szCs w:val="24"/>
                 <w:color w:val="000000"/>
@@ -780,7 +791,6 @@
           </w:tcPr>
           <w:p>
             <w:pPr>
-              <w:pStyle w:val="Normal"/>
               <w:jc w:val="left"/>
               <w:pBdr>
                 <w:bottom w:val="none" w:sz="0" w:space="0" w:color="000000"/>
@@ -795,6 +805,7 @@
                 <w:i w:val="false"/>
                 <w:b w:val="false"/>
                 <w:u w:val="none"/>
+                <w:strike w:val="false"/>
                 <w:sz w:val="24"/>
                 <w:szCs w:val="24"/>
                 <w:color w:val="000000"/>
@@ -806,6 +817,7 @@
                 <w:i w:val="false"/>
                 <w:b w:val="false"/>
                 <w:u w:val="none"/>
+                <w:strike w:val="false"/>
                 <w:sz w:val="24"/>
                 <w:szCs w:val="24"/>
                 <w:color w:val="000000"/>
@@ -833,7 +845,6 @@
           </w:tcPr>
           <w:p>
             <w:pPr>
-              <w:pStyle w:val="Normal"/>
               <w:jc w:val="left"/>
               <w:pBdr>
                 <w:bottom w:val="none" w:sz="0" w:space="0" w:color="000000"/>
@@ -848,6 +859,7 @@
                 <w:i w:val="false"/>
                 <w:b w:val="false"/>
                 <w:u w:val="none"/>
+                <w:strike w:val="false"/>
                 <w:sz w:val="24"/>
                 <w:szCs w:val="24"/>
                 <w:color w:val="000000"/>
@@ -859,6 +871,7 @@
                 <w:i w:val="false"/>
                 <w:b w:val="false"/>
                 <w:u w:val="none"/>
+                <w:strike w:val="false"/>
                 <w:sz w:val="24"/>
                 <w:szCs w:val="24"/>
                 <w:color w:val="000000"/>
@@ -886,7 +899,6 @@
           </w:tcPr>
           <w:p>
             <w:pPr>
-              <w:pStyle w:val="Normal"/>
               <w:jc w:val="right"/>
               <w:pBdr>
                 <w:bottom w:val="none" w:sz="0" w:space="0" w:color="000000"/>
@@ -901,6 +913,7 @@
                 <w:i w:val="false"/>
                 <w:b w:val="false"/>
                 <w:u w:val="none"/>
+                <w:strike w:val="false"/>
                 <w:sz w:val="24"/>
                 <w:szCs w:val="24"/>
                 <w:color w:val="000000"/>
@@ -912,6 +925,7 @@
                 <w:i w:val="false"/>
                 <w:b w:val="false"/>
                 <w:u w:val="none"/>
+                <w:strike w:val="false"/>
                 <w:sz w:val="24"/>
                 <w:szCs w:val="24"/>
                 <w:color w:val="000000"/>
@@ -946,7 +960,6 @@
           </w:tcPr>
           <w:p>
             <w:pPr>
-              <w:pStyle w:val="Normal"/>
               <w:jc w:val="left"/>
               <w:pBdr>
                 <w:bottom w:val="none" w:sz="0" w:space="0" w:color="000000"/>
@@ -961,6 +974,7 @@
                 <w:i w:val="false"/>
                 <w:b w:val="false"/>
                 <w:u w:val="none"/>
+                <w:strike w:val="false"/>
                 <w:sz w:val="24"/>
                 <w:szCs w:val="24"/>
                 <w:color w:val="000000"/>
@@ -988,7 +1002,6 @@
           </w:tcPr>
           <w:p>
             <w:pPr>
-              <w:pStyle w:val="Normal"/>
               <w:jc w:val="left"/>
               <w:pBdr>
                 <w:bottom w:val="none" w:sz="0" w:space="0" w:color="000000"/>
@@ -1003,6 +1016,7 @@
                 <w:i w:val="false"/>
                 <w:b w:val="false"/>
                 <w:u w:val="none"/>
+                <w:strike w:val="false"/>
                 <w:sz w:val="24"/>
                 <w:szCs w:val="24"/>
                 <w:color w:val="000000"/>
@@ -1029,7 +1043,6 @@
           </w:tcPr>
           <w:p>
             <w:pPr>
-              <w:pStyle w:val="Normal"/>
               <w:jc w:val="left"/>
               <w:pBdr>
                 <w:bottom w:val="none" w:sz="0" w:space="0" w:color="000000"/>
@@ -1044,6 +1057,7 @@
                 <w:i w:val="false"/>
                 <w:b w:val="false"/>
                 <w:u w:val="none"/>
+                <w:strike w:val="false"/>
                 <w:sz w:val="24"/>
                 <w:szCs w:val="24"/>
                 <w:color w:val="000000"/>
@@ -1055,6 +1069,7 @@
                 <w:i w:val="false"/>
                 <w:b w:val="false"/>
                 <w:u w:val="none"/>
+                <w:strike w:val="false"/>
                 <w:sz w:val="24"/>
                 <w:szCs w:val="24"/>
                 <w:color w:val="000000"/>
@@ -1082,7 +1097,6 @@
           </w:tcPr>
           <w:p>
             <w:pPr>
-              <w:pStyle w:val="Normal"/>
               <w:jc w:val="right"/>
               <w:pBdr>
                 <w:bottom w:val="none" w:sz="0" w:space="0" w:color="000000"/>
@@ -1097,6 +1111,7 @@
                 <w:i w:val="false"/>
                 <w:b w:val="false"/>
                 <w:u w:val="none"/>
+                <w:strike w:val="false"/>
                 <w:sz w:val="24"/>
                 <w:szCs w:val="24"/>
                 <w:color w:val="000000"/>
@@ -1108,6 +1123,7 @@
                 <w:i w:val="false"/>
                 <w:b w:val="false"/>
                 <w:u w:val="none"/>
+                <w:strike w:val="false"/>
                 <w:sz w:val="24"/>
                 <w:szCs w:val="24"/>
                 <w:color w:val="000000"/>
@@ -1142,7 +1158,6 @@
           </w:tcPr>
           <w:p>
             <w:pPr>
-              <w:pStyle w:val="Normal"/>
               <w:jc w:val="left"/>
               <w:pBdr>
                 <w:bottom w:val="none" w:sz="0" w:space="0" w:color="000000"/>
@@ -1157,6 +1172,7 @@
                 <w:i w:val="true"/>
                 <w:b w:val="false"/>
                 <w:u w:val="none"/>
+                <w:strike w:val="false"/>
                 <w:sz w:val="18"/>
                 <w:szCs w:val="18"/>
                 <w:color w:val="808080"/>
@@ -1168,6 +1184,7 @@
                 <w:i w:val="true"/>
                 <w:b w:val="false"/>
                 <w:u w:val="none"/>
+                <w:strike w:val="false"/>
                 <w:sz w:val="18"/>
                 <w:szCs w:val="18"/>
                 <w:color w:val="808080"/>
@@ -1178,9 +1195,9 @@
         </w:tc>
       </w:tr>
     </w:tbl>
-    <w:sectPr w:officer="true">
-      <w:pgMar w:header="720" w:bottom="1440" w:top="1440" w:right="1440" w:left="1440" w:footer="720" w:gutter="720"/>
-      <w:pgSz w:h="16848" w:w="11952" w:orient="portrait"/>
+    <w:sectPr>
+      <w:pgMar w:header="708" w:bottom="1417" w:top="1417" w:right="1417" w:left="1417" w:footer="708" w:gutter="0"/>
+      <w:pgSz w:h="16838" w:w="11906" w:orient="portrait"/>
       <w:type w:val="continuous"/>
       <w:cols/>
     </w:sectPr>

--- a/data_out/bes_2003_2023/bes_reddito_m_f_tbl.docx
+++ b/data_out/bes_2003_2023/bes_reddito_m_f_tbl.docx
@@ -22,7 +22,6 @@
           <w:trHeight w:val="360" w:hRule="auto"/>
           <w:tblHeader/>
         </w:trPr>
-        header1
         <w:tc>
           <w:tcPr>
             <w:gridSpan w:val="4"/>
@@ -43,6 +42,7 @@
           </w:tcPr>
           <w:p>
             <w:pPr>
+              <w:pStyle w:val="Normal"/>
               <w:jc w:val="center"/>
               <w:pBdr>
                 <w:bottom w:val="none" w:sz="0" w:space="0" w:color="000000"/>
@@ -84,7 +84,6 @@
           <w:trHeight w:val="360" w:hRule="auto"/>
           <w:tblHeader/>
         </w:trPr>
-        header2
         <w:tc>
           <w:tcPr>
             <w:tcBorders>
@@ -104,6 +103,7 @@
           </w:tcPr>
           <w:p>
             <w:pPr>
+              <w:pStyle w:val="Normal"/>
               <w:jc w:val="left"/>
               <w:pBdr>
                 <w:bottom w:val="none" w:sz="0" w:space="0" w:color="000000"/>
@@ -158,6 +158,7 @@
           </w:tcPr>
           <w:p>
             <w:pPr>
+              <w:pStyle w:val="Normal"/>
               <w:jc w:val="left"/>
               <w:pBdr>
                 <w:bottom w:val="none" w:sz="0" w:space="0" w:color="000000"/>
@@ -212,6 +213,7 @@
           </w:tcPr>
           <w:p>
             <w:pPr>
+              <w:pStyle w:val="Normal"/>
               <w:jc w:val="left"/>
               <w:pBdr>
                 <w:bottom w:val="none" w:sz="0" w:space="0" w:color="000000"/>
@@ -266,6 +268,7 @@
           </w:tcPr>
           <w:p>
             <w:pPr>
+              <w:pStyle w:val="Normal"/>
               <w:jc w:val="right"/>
               <w:pBdr>
                 <w:bottom w:val="none" w:sz="0" w:space="0" w:color="000000"/>
@@ -306,7 +309,6 @@
         <w:trPr>
           <w:trHeight w:val="360" w:hRule="auto"/>
         </w:trPr>
-        body1
         <w:tc>
           <w:tcPr>
             <w:vMerge w:val="restart"/>
@@ -327,6 +329,7 @@
           </w:tcPr>
           <w:p>
             <w:pPr>
+              <w:pStyle w:val="Normal"/>
               <w:jc w:val="left"/>
               <w:pBdr>
                 <w:bottom w:val="none" w:sz="0" w:space="0" w:color="000000"/>
@@ -382,6 +385,7 @@
           </w:tcPr>
           <w:p>
             <w:pPr>
+              <w:pStyle w:val="Normal"/>
               <w:jc w:val="left"/>
               <w:pBdr>
                 <w:bottom w:val="none" w:sz="0" w:space="0" w:color="000000"/>
@@ -436,6 +440,7 @@
           </w:tcPr>
           <w:p>
             <w:pPr>
+              <w:pStyle w:val="Normal"/>
               <w:jc w:val="left"/>
               <w:pBdr>
                 <w:bottom w:val="none" w:sz="0" w:space="0" w:color="000000"/>
@@ -490,6 +495,7 @@
           </w:tcPr>
           <w:p>
             <w:pPr>
+              <w:pStyle w:val="Normal"/>
               <w:jc w:val="right"/>
               <w:pBdr>
                 <w:bottom w:val="none" w:sz="0" w:space="0" w:color="000000"/>
@@ -530,7 +536,6 @@
         <w:trPr>
           <w:trHeight w:val="360" w:hRule="auto"/>
         </w:trPr>
-        body2
         <w:tc>
           <w:tcPr>
             <w:vMerge/>
@@ -551,6 +556,7 @@
           </w:tcPr>
           <w:p>
             <w:pPr>
+              <w:pStyle w:val="Normal"/>
               <w:jc w:val="left"/>
               <w:pBdr>
                 <w:bottom w:val="none" w:sz="0" w:space="0" w:color="000000"/>
@@ -593,6 +599,7 @@
           </w:tcPr>
           <w:p>
             <w:pPr>
+              <w:pStyle w:val="Normal"/>
               <w:jc w:val="left"/>
               <w:pBdr>
                 <w:bottom w:val="none" w:sz="0" w:space="0" w:color="000000"/>
@@ -634,6 +641,7 @@
           </w:tcPr>
           <w:p>
             <w:pPr>
+              <w:pStyle w:val="Normal"/>
               <w:jc w:val="left"/>
               <w:pBdr>
                 <w:bottom w:val="none" w:sz="0" w:space="0" w:color="000000"/>
@@ -688,6 +696,7 @@
           </w:tcPr>
           <w:p>
             <w:pPr>
+              <w:pStyle w:val="Normal"/>
               <w:jc w:val="right"/>
               <w:pBdr>
                 <w:bottom w:val="none" w:sz="0" w:space="0" w:color="000000"/>
@@ -728,7 +737,6 @@
         <w:trPr>
           <w:trHeight w:val="360" w:hRule="auto"/>
         </w:trPr>
-        body3
         <w:tc>
           <w:tcPr>
             <w:vMerge/>
@@ -749,6 +757,7 @@
           </w:tcPr>
           <w:p>
             <w:pPr>
+              <w:pStyle w:val="Normal"/>
               <w:jc w:val="left"/>
               <w:pBdr>
                 <w:bottom w:val="none" w:sz="0" w:space="0" w:color="000000"/>
@@ -791,6 +800,7 @@
           </w:tcPr>
           <w:p>
             <w:pPr>
+              <w:pStyle w:val="Normal"/>
               <w:jc w:val="left"/>
               <w:pBdr>
                 <w:bottom w:val="none" w:sz="0" w:space="0" w:color="000000"/>
@@ -845,6 +855,7 @@
           </w:tcPr>
           <w:p>
             <w:pPr>
+              <w:pStyle w:val="Normal"/>
               <w:jc w:val="left"/>
               <w:pBdr>
                 <w:bottom w:val="none" w:sz="0" w:space="0" w:color="000000"/>
@@ -899,6 +910,7 @@
           </w:tcPr>
           <w:p>
             <w:pPr>
+              <w:pStyle w:val="Normal"/>
               <w:jc w:val="right"/>
               <w:pBdr>
                 <w:bottom w:val="none" w:sz="0" w:space="0" w:color="000000"/>
@@ -939,7 +951,6 @@
         <w:trPr>
           <w:trHeight w:val="360" w:hRule="auto"/>
         </w:trPr>
-        body4
         <w:tc>
           <w:tcPr>
             <w:vMerge/>
@@ -960,6 +971,7 @@
           </w:tcPr>
           <w:p>
             <w:pPr>
+              <w:pStyle w:val="Normal"/>
               <w:jc w:val="left"/>
               <w:pBdr>
                 <w:bottom w:val="none" w:sz="0" w:space="0" w:color="000000"/>
@@ -1002,6 +1014,7 @@
           </w:tcPr>
           <w:p>
             <w:pPr>
+              <w:pStyle w:val="Normal"/>
               <w:jc w:val="left"/>
               <w:pBdr>
                 <w:bottom w:val="none" w:sz="0" w:space="0" w:color="000000"/>
@@ -1043,6 +1056,7 @@
           </w:tcPr>
           <w:p>
             <w:pPr>
+              <w:pStyle w:val="Normal"/>
               <w:jc w:val="left"/>
               <w:pBdr>
                 <w:bottom w:val="none" w:sz="0" w:space="0" w:color="000000"/>
@@ -1097,6 +1111,7 @@
           </w:tcPr>
           <w:p>
             <w:pPr>
+              <w:pStyle w:val="Normal"/>
               <w:jc w:val="right"/>
               <w:pBdr>
                 <w:bottom w:val="none" w:sz="0" w:space="0" w:color="000000"/>
@@ -1137,7 +1152,6 @@
         <w:trPr>
           <w:trHeight w:val="360" w:hRule="auto"/>
         </w:trPr>
-        footer1
         <w:tc>
           <w:tcPr>
             <w:gridSpan w:val="4"/>
@@ -1158,6 +1172,7 @@
           </w:tcPr>
           <w:p>
             <w:pPr>
+              <w:pStyle w:val="Normal"/>
               <w:jc w:val="left"/>
               <w:pBdr>
                 <w:bottom w:val="none" w:sz="0" w:space="0" w:color="000000"/>
